--- a/Documentação/Escopo_Projeto_HelpDesk_HealthSafety_v1.1.docx
+++ b/Documentação/Escopo_Projeto_HelpDesk_HealthSafety_v1.1.docx
@@ -1487,7 +1487,7 @@
           <w:sz w:val="20"/>
           <w:szCs w:val="20"/>
         </w:rPr>
-        <w:t xml:space="preserve">O sistema será uma aplicação web responsiva composta por três módulos principais: Portal do Cliente (abertura e acompanhamento de chamados com chatbot IA), Painel do Técnico (gestão de chamados, base de conhecimento e chat) e Painel Administrativo (dashboards, relatórios, configurações e gestão de usuários). A stack tecnológica definida é Node.js no backend e React no frontend.</w:t>
+        <w:t xml:space="preserve">O sistema será uma aplicação web responsiva composta por três módulos principais: Portal do Cliente (abertura e acompanhamento de chamados com chatbot IA), Painel do Técnico (gestão de chamados, base de conhecimento e chat) e Painel Administrativo (dashboards, relatórios, configurações e gestão de usuários). A stack tecnológica definida é Python com FastAPI no backend e React no frontend.</w:t>
       </w:r>
     </w:p>
     <w:p>
@@ -2801,7 +2801,7 @@
           <w:sz w:val="20"/>
           <w:szCs w:val="20"/>
         </w:rPr>
-        <w:t xml:space="preserve">O sistema deve ser desenvolvido em Node.js (backend) e React (frontend).</w:t>
+        <w:t xml:space="preserve">O sistema deve ser desenvolvido em Python/FastAPI (backend) e React (frontend).</w:t>
       </w:r>
     </w:p>
     <w:p>
@@ -3100,7 +3100,7 @@
                 <w:sz w:val="20"/>
                 <w:szCs w:val="20"/>
               </w:rPr>
-              <w:t xml:space="preserve">Node.js com Express.js – API RESTful</w:t>
+              <w:t xml:space="preserve">Python 3.12+ com FastAPI – API RESTful</w:t>
             </w:r>
           </w:p>
         </w:tc>
@@ -3218,7 +3218,7 @@
                 <w:sz w:val="20"/>
                 <w:szCs w:val="20"/>
               </w:rPr>
-              <w:t xml:space="preserve">Socket.IO (WebSockets)</w:t>
+              <w:t xml:space="preserve">FastAPI WebSockets</w:t>
             </w:r>
           </w:p>
         </w:tc>
@@ -3454,7 +3454,7 @@
                 <w:sz w:val="20"/>
                 <w:szCs w:val="20"/>
               </w:rPr>
-              <w:t xml:space="preserve">Nodemailer com SMTP corporativo</w:t>
+              <w:t xml:space="preserve">FastAPI-Mail com SMTP corporativo</w:t>
             </w:r>
           </w:p>
         </w:tc>
